--- a/test/宁波圣龙（集团）有限公司所属ueditor存在存储xss安全漏洞20251209_复测报告.docx
+++ b/test/宁波圣龙（集团）有限公司所属ueditor存在存储xss安全漏洞20251209_复测报告.docx
@@ -434,7 +434,7 @@
               <a:graphicData uri="http://schemas.openxmlformats.org/drawingml/2006/picture">
                 <pic:pic>
                   <pic:nvPicPr>
-                    <pic:cNvPr id="0" name="agent_result_20260605141815365017_part_01.png"/>
+                    <pic:cNvPr id="0" name="agent_result_20260605172827745471_part_01.png"/>
                     <pic:cNvPicPr/>
                   </pic:nvPicPr>
                   <pic:blipFill>
@@ -471,7 +471,7 @@
               <a:graphicData uri="http://schemas.openxmlformats.org/drawingml/2006/picture">
                 <pic:pic>
                   <pic:nvPicPr>
-                    <pic:cNvPr id="0" name="agent_result_20260605141815365017_part_02.png"/>
+                    <pic:cNvPr id="0" name="agent_result_20260605172827745471_part_02.png"/>
                     <pic:cNvPicPr/>
                   </pic:nvPicPr>
                   <pic:blipFill>
@@ -508,7 +508,7 @@
               <a:graphicData uri="http://schemas.openxmlformats.org/drawingml/2006/picture">
                 <pic:pic>
                   <pic:nvPicPr>
-                    <pic:cNvPr id="0" name="agent_result_20260605141815365017_part_03.png"/>
+                    <pic:cNvPr id="0" name="agent_result_20260605172827745471_part_03.png"/>
                     <pic:cNvPicPr/>
                   </pic:nvPicPr>
                   <pic:blipFill>
